--- a/backend/src/main/resources/demo/documents/Rivell Demo Playbook.docx
+++ b/backend/src/main/resources/demo/documents/Rivell Demo Playbook.docx
@@ -20,12 +20,17 @@
     </w:p>
     <w:p>
       <w:r>
-        <w:t xml:space="preserve">A confidentiality term of at least three years is preferred.</w:t>
+        <w:t xml:space="preserve">Preferred: a confidentiality term of at least three years.</w:t>
       </w:r>
     </w:p>
     <w:p>
       <w:r>
-        <w:t xml:space="preserve">Perpetual protection is acceptable only for trade secrets.</w:t>
+        <w:t xml:space="preserve">Fallback: two years, extended only for trade secrets.</w:t>
+      </w:r>
+    </w:p>
+    <w:p>
+      <w:r>
+        <w:t xml:space="preserve">Prohibited: no confidentiality obligation at all.</w:t>
       </w:r>
     </w:p>
     <w:p>
@@ -38,17 +43,22 @@
     </w:p>
     <w:p>
       <w:r>
-        <w:t xml:space="preserve">A cap at twelve months of fees is the preferred position.</w:t>
+        <w:t xml:space="preserve">Preferred: total liability should not exceed the fees paid in the preceding 12 months.</w:t>
       </w:r>
     </w:p>
     <w:p>
       <w:r>
-        <w:t xml:space="preserve">Any cap above two times annual fees requires legal review.</w:t>
+        <w:t xml:space="preserve">Fallback: a cap of 2 times the fees paid in the preceding 12 months is acceptable.</w:t>
       </w:r>
     </w:p>
     <w:p>
       <w:r>
-        <w:t xml:space="preserve">Uncapped liability for confidentiality and data protection is acceptable.</w:t>
+        <w:t xml:space="preserve">Prohibited: uncapped liability is not acceptable in any master services agreement.</w:t>
+      </w:r>
+    </w:p>
+    <w:p>
+      <w:r>
+        <w:t xml:space="preserve">Escalate to general counsel for any cap above the preferred position.</w:t>
       </w:r>
     </w:p>
     <w:p>
